--- a/Rodrigo/Node/Rodrigo Fernandez.docx
+++ b/Rodrigo/Node/Rodrigo Fernandez.docx
@@ -153,8 +153,10 @@
         <w:rPr>
           <w:szCs w:val="24"/>
         </w:rPr>
-        <w:t>www.linkedin.com/in/rodrigobermejo-fernández-9a5a0664</w:t>
-      </w:r>
+        <w:t>https://www.linkedin.com/in/rodrigo-bermejo-fern%C3%A1ndez-9a5a0664/</w:t>
+      </w:r>
+      <w:bookmarkStart w:id="0" w:name="_GoBack"/>
+      <w:bookmarkEnd w:id="0"/>
       <w:r>
         <w:rPr>
           <w:szCs w:val="24"/>
@@ -2380,7 +2382,6 @@
           <w:szCs w:val="24"/>
         </w:rPr>
       </w:pPr>
-      <w:bookmarkStart w:id="0" w:name="_GoBack"/>
       <w:r>
         <w:rPr>
           <w:szCs w:val="24"/>
@@ -2624,7 +2625,6 @@
         <w:t>Gained flexible experience across backend coding, debugging, database changes, documentation, and direct support for urgent client issues.</w:t>
       </w:r>
     </w:p>
-    <w:bookmarkEnd w:id="0"/>
     <w:p>
       <w:pPr>
         <w:pStyle w:val="Heading2"/>
